--- a/docs/Lessons/Lesson 12 - Hearing It Happen/Handouts/Lesson_12_Handout_Unreal.docx
+++ b/docs/Lessons/Lesson 12 - Hearing It Happen/Handouts/Lesson_12_Handout_Unreal.docx
@@ -163,7 +163,7 @@
         <w:spacing w:after="60"/>
       </w:pPr>
       <w:r>
-        <w:t xml:space="preserve">Import sfx_wave.wav and sfx_lose.wav as Sound Wave assets, alongside your existing sfx_shoot.wav, sfx_hit.wav, and (if built) sfx_win.wav.</w:t>
+        <w:t xml:space="preserve">Import sfx_wave.wav as a Sound Wave asset - today's one genuinely new sound - alongside your existing sfx_shoot.wav, sfx_hit.wav, sfx_lifelost.wav, sfx_gameover.wav, and (if built) sfx_win.wav.</w:t>
       </w:r>
     </w:p>
     <w:p>
@@ -235,7 +235,7 @@
         <w:spacing w:after="60"/>
       </w:pPr>
       <w:r>
-        <w:t xml:space="preserve">In HandleEnemyEscaped, add Play Sound 2D(sfx_lose.wav) inside the Lives &lt;= 0 Branch.</w:t>
+        <w:t xml:space="preserve">In HandleEnemyEscaped, confirm Play Sound 2D(sfx_gameover.wav) already fires inside the Lives &lt;= 0 Branch (from Lesson 8) - add it now if it's missing. This sound is mandatory starting today even if you skipped it before.</w:t>
       </w:r>
     </w:p>
     <w:p>
@@ -359,7 +359,7 @@
           <w:sz w:val="20"/>
           <w:szCs w:val="20"/>
         </w:rPr>
-        <w:t xml:space="preserve">      Play Sound 2D(sfx_win.wav)</w:t>
+        <w:t xml:space="preserve">      Play Sound 2D(sfx_win.wav) // your Lesson 6 Level 3 sound</w:t>
       </w:r>
       <w:r>
         <w:br/>
@@ -467,7 +467,7 @@
           <w:sz w:val="20"/>
           <w:szCs w:val="20"/>
         </w:rPr>
-        <w:t xml:space="preserve">Custom Event HandleEnemyEscaped (revised) -&gt;</w:t>
+        <w:t xml:space="preserve">Custom Event HandleEnemyEscaped (unchanged from Lesson 8) -&gt;</w:t>
       </w:r>
       <w:r>
         <w:br/>
@@ -515,7 +515,7 @@
           <w:sz w:val="20"/>
           <w:szCs w:val="20"/>
         </w:rPr>
-        <w:t xml:space="preserve">    Play Sound 2D(sfx_lose.wav)</w:t>
+        <w:t xml:space="preserve">    Play Sound 2D(sfx_gameover.wav) // your Lesson 8 Level 3 sound, mandatory as of today</w:t>
       </w:r>
       <w:r>
         <w:br/>
@@ -528,6 +528,30 @@
           <w:szCs w:val="20"/>
         </w:rPr>
         <w:t xml:space="preserve">    Call SetStatus(HUDWidget, "Game Over - Press R to Restart")</w:t>
+      </w:r>
+      <w:r>
+        <w:br/>
+        <w:t xml:space="preserve"/>
+      </w:r>
+      <w:r>
+        <w:rPr>
+          <w:rFonts w:ascii="Consolas" w:cs="Consolas" w:eastAsia="Consolas" w:hAnsi="Consolas"/>
+          <w:sz w:val="20"/>
+          <w:szCs w:val="20"/>
+        </w:rPr>
+        <w:t xml:space="preserve">  False:</w:t>
+      </w:r>
+      <w:r>
+        <w:br/>
+        <w:t xml:space="preserve"/>
+      </w:r>
+      <w:r>
+        <w:rPr>
+          <w:rFonts w:ascii="Consolas" w:cs="Consolas" w:eastAsia="Consolas" w:hAnsi="Consolas"/>
+          <w:sz w:val="20"/>
+          <w:szCs w:val="20"/>
+        </w:rPr>
+        <w:t xml:space="preserve">    Play Sound 2D(sfx_lifelost.wav) // your Lesson 8 Level 3 sound</w:t>
       </w:r>
     </w:p>
     <w:p>
@@ -548,7 +572,7 @@
           <w:iCs/>
           <w:color w:val="555555"/>
         </w:rPr>
-        <w:t xml:space="preserve">The same five sound calls work in C++ instead of Blueprint nodes.</w:t>
+        <w:t xml:space="preserve">The same sound calls work in C++ instead of Blueprint nodes.</w:t>
       </w:r>
     </w:p>
     <w:p>
@@ -574,7 +598,7 @@
         <w:spacing w:after="60"/>
       </w:pPr>
       <w:r>
-        <w:t xml:space="preserve">Add UGameplayStatics::PlaySound2D(GetWorld(), LoseSound) inside your escape-handling function's lives&lt;=0 branch.</w:t>
+        <w:t xml:space="preserve">Confirm UGameplayStatics::PlaySound2D(GetWorld(), GameOverSound) already fires inside your escape-handling function's lives&lt;=0 branch (from Lesson 8), with LifeLostSound in the else case - add them now if either is missing.</w:t>
       </w:r>
     </w:p>
     <w:p>
@@ -587,7 +611,7 @@
           <w:iCs/>
           <w:color w:val="555555"/>
         </w:rPr>
-        <w:t xml:space="preserve">This mirrors the Blueprint path's Play Sound 2D nodes exactly - same five moments, just called from code.</w:t>
+        <w:t xml:space="preserve">This mirrors the Blueprint path's Play Sound 2D nodes exactly - same moments, just called from code.</w:t>
       </w:r>
     </w:p>
     <w:p>
@@ -667,7 +691,7 @@
         <w:spacing w:after="60"/>
       </w:pPr>
       <w:r>
-        <w:t xml:space="preserve">Audio: if you haven't already, add the optional win sound now - it slots into the exact same Play Sound 2D pattern as today's wave/lose sounds, just a different Branch case.</w:t>
+        <w:t xml:space="preserve">Audio: if you haven't already, add the optional win sound now - it slots into the exact same Play Sound 2D pattern as today's wave sound, just a different Branch case.</w:t>
       </w:r>
     </w:p>
     <w:p>
@@ -727,7 +751,7 @@
         <w:spacing w:after="60"/>
       </w:pPr>
       <w:r>
-        <w:t xml:space="preserve">Lose sound plays repeatedly: confirm the lose Branch is still a one-time check tied to GameActive, matching Lesson 10's pattern.</w:t>
+        <w:t xml:space="preserve">Game-over sound plays repeatedly: confirm the Branch is still a one-time check tied to GameActive, matching Lesson 8's pattern.</w:t>
       </w:r>
     </w:p>
     <w:p>

--- a/docs/Lessons/Lesson 12 - Hearing It Happen/Handouts/Lesson_12_Handout_Unreal.docx
+++ b/docs/Lessons/Lesson 12 - Hearing It Happen/Handouts/Lesson_12_Handout_Unreal.docx
@@ -259,6 +259,20 @@
       </w:pPr>
       <w:r>
         <w:rPr>
+          <w:i/>
+          <w:iCs/>
+          <w:color w:val="555555"/>
+          <w:sz w:val="18"/>
+          <w:szCs w:val="18"/>
+        </w:rPr>
+        <w:t xml:space="preserve">Highlighted lines are new this week; everything else is code you already have.</w:t>
+      </w:r>
+      <w:r>
+        <w:br/>
+        <w:t xml:space="preserve"/>
+      </w:r>
+      <w:r>
+        <w:rPr>
           <w:rFonts w:ascii="Consolas" w:cs="Consolas" w:eastAsia="Consolas" w:hAnsi="Consolas"/>
           <w:sz w:val="20"/>
           <w:szCs w:val="20"/>
@@ -418,6 +432,7 @@
           <w:rFonts w:ascii="Consolas" w:cs="Consolas" w:eastAsia="Consolas" w:hAnsi="Consolas"/>
           <w:sz w:val="20"/>
           <w:szCs w:val="20"/>
+          <w:shd w:fill="FFE98A" w:val="clear"/>
         </w:rPr>
         <w:t xml:space="preserve">      Play Sound 2D(sfx_wave.wav)</w:t>
       </w:r>
